--- a/Practicas/practica3/Practica 3. Servicios REST - Hoja de Evidencias.docx
+++ b/Practicas/practica3/Practica 3. Servicios REST - Hoja de Evidencias.docx
@@ -6,23 +6,13 @@
       <w:pPr>
         <w:spacing w:after="40"/>
       </w:pPr>
-      <w:proofErr w:type="gramStart"/>
       <w:r>
         <w:rPr>
           <w:b/>
           <w:bCs/>
           <w:color w:val="1F8A7A"/>
         </w:rPr>
-        <w:t>PRÁCTICA N.º</w:t>
-      </w:r>
-      <w:proofErr w:type="gramEnd"/>
-      <w:r>
-        <w:rPr>
-          <w:b/>
-          <w:bCs/>
-          <w:color w:val="1F8A7A"/>
-        </w:rPr>
-        <w:t xml:space="preserve"> 3 — HOJA DE EVIDENCIAS</w:t>
+        <w:t>PRÁCTICA N.º 3 — HOJA DE EVIDENCIAS</w:t>
       </w:r>
     </w:p>
     <w:p>
@@ -197,13 +187,8 @@
             <w:vAlign w:val="center"/>
           </w:tcPr>
           <w:p>
-            <w:proofErr w:type="spellStart"/>
-            <w:r>
-              <w:t>Ing</w:t>
-            </w:r>
-            <w:proofErr w:type="spellEnd"/>
-            <w:r>
-              <w:t xml:space="preserve"> Sistemas</w:t>
+            <w:r>
+              <w:t>Ing Sistemas</w:t>
             </w:r>
           </w:p>
         </w:tc>
@@ -309,25 +294,7 @@
               <w:rPr>
                 <w:lang w:val="en-US"/>
               </w:rPr>
-              <w:t xml:space="preserve">ode </w:t>
-            </w:r>
-            <w:r>
-              <w:rPr>
-                <w:lang w:val="en-US"/>
-              </w:rPr>
-              <w:t>v24.19.0</w:t>
-            </w:r>
-            <w:r>
-              <w:rPr>
-                <w:lang w:val="en-US"/>
-              </w:rPr>
-              <w:t xml:space="preserve">, </w:t>
-            </w:r>
-            <w:r>
-              <w:rPr>
-                <w:lang w:val="en-US"/>
-              </w:rPr>
-              <w:t>Docker version 29.6.2</w:t>
+              <w:t>ode v24.19.0, Docker version 29.6.2</w:t>
             </w:r>
           </w:p>
         </w:tc>
@@ -1133,73 +1100,48 @@
                 <w:sz w:val="18"/>
                 <w:szCs w:val="18"/>
               </w:rPr>
-              <w:t xml:space="preserve">Laboratorio 6 — Versionado, contrato </w:t>
-            </w:r>
-            <w:proofErr w:type="spellStart"/>
+              <w:t>Laboratorio 6 — Versionado, contrato OpenAPI y empaquetado con Docker Compose</w:t>
+            </w:r>
+          </w:p>
+        </w:tc>
+        <w:tc>
+          <w:tcPr>
+            <w:tcW w:w="1500" w:type="dxa"/>
+            <w:tcMar>
+              <w:top w:w="60" w:type="dxa"/>
+              <w:left w:w="100" w:type="dxa"/>
+              <w:bottom w:w="60" w:type="dxa"/>
+              <w:right w:w="100" w:type="dxa"/>
+            </w:tcMar>
+            <w:vAlign w:val="center"/>
+          </w:tcPr>
+          <w:p>
             <w:r>
               <w:rPr>
                 <w:sz w:val="18"/>
                 <w:szCs w:val="18"/>
               </w:rPr>
-              <w:t>OpenAPI</w:t>
-            </w:r>
-            <w:proofErr w:type="spellEnd"/>
+              <w:t>16, 17, 18</w:t>
+            </w:r>
+          </w:p>
+        </w:tc>
+        <w:tc>
+          <w:tcPr>
+            <w:tcW w:w="1500" w:type="dxa"/>
+            <w:tcMar>
+              <w:top w:w="60" w:type="dxa"/>
+              <w:left w:w="100" w:type="dxa"/>
+              <w:bottom w:w="60" w:type="dxa"/>
+              <w:right w:w="100" w:type="dxa"/>
+            </w:tcMar>
+            <w:vAlign w:val="center"/>
+          </w:tcPr>
+          <w:p>
             <w:r>
               <w:rPr>
                 <w:sz w:val="18"/>
                 <w:szCs w:val="18"/>
               </w:rPr>
-              <w:t xml:space="preserve"> y empaquetado con Docker </w:t>
-            </w:r>
-            <w:proofErr w:type="spellStart"/>
-            <w:r>
-              <w:rPr>
-                <w:sz w:val="18"/>
-                <w:szCs w:val="18"/>
-              </w:rPr>
-              <w:t>Compose</w:t>
-            </w:r>
-            <w:proofErr w:type="spellEnd"/>
-          </w:p>
-        </w:tc>
-        <w:tc>
-          <w:tcPr>
-            <w:tcW w:w="1500" w:type="dxa"/>
-            <w:tcMar>
-              <w:top w:w="60" w:type="dxa"/>
-              <w:left w:w="100" w:type="dxa"/>
-              <w:bottom w:w="60" w:type="dxa"/>
-              <w:right w:w="100" w:type="dxa"/>
-            </w:tcMar>
-            <w:vAlign w:val="center"/>
-          </w:tcPr>
-          <w:p>
-            <w:r>
-              <w:rPr>
-                <w:sz w:val="18"/>
-                <w:szCs w:val="18"/>
-              </w:rPr>
-              <w:t>16, 17, 18</w:t>
-            </w:r>
-          </w:p>
-        </w:tc>
-        <w:tc>
-          <w:tcPr>
-            <w:tcW w:w="1500" w:type="dxa"/>
-            <w:tcMar>
-              <w:top w:w="60" w:type="dxa"/>
-              <w:left w:w="100" w:type="dxa"/>
-              <w:bottom w:w="60" w:type="dxa"/>
-              <w:right w:w="100" w:type="dxa"/>
-            </w:tcMar>
-            <w:vAlign w:val="center"/>
-          </w:tcPr>
-          <w:p>
-            <w:r>
-              <w:rPr>
-                <w:sz w:val="18"/>
-                <w:szCs w:val="18"/>
-              </w:rPr>
               <w:t>7, 8</w:t>
             </w:r>
           </w:p>
@@ -1215,7 +1157,16 @@
             </w:tcMar>
             <w:vAlign w:val="center"/>
           </w:tcPr>
-          <w:p/>
+          <w:p>
+            <w:pPr>
+              <w:rPr>
+                <w:u w:val="single"/>
+              </w:rPr>
+            </w:pPr>
+            <w:r>
+              <w:t>X</w:t>
+            </w:r>
+          </w:p>
         </w:tc>
       </w:tr>
     </w:tbl>
@@ -1318,6 +1269,7 @@
               <w:rPr>
                 <w:i/>
                 <w:iCs/>
+                <w:noProof/>
                 <w:color w:val="8F9EAA"/>
               </w:rPr>
               <w:lastRenderedPageBreak/>
@@ -1371,46 +1323,20 @@
         <w:spacing w:after="80" w:line="260" w:lineRule="auto"/>
         <w:jc w:val="both"/>
       </w:pPr>
-      <w:proofErr w:type="gramStart"/>
       <w:r>
         <w:rPr>
           <w:b/>
           <w:bCs/>
           <w:color w:val="0F3D5C"/>
         </w:rPr>
-        <w:t>Pregunta N.º</w:t>
-      </w:r>
-      <w:proofErr w:type="gramEnd"/>
-      <w:r>
-        <w:rPr>
-          <w:b/>
-          <w:bCs/>
-          <w:color w:val="0F3D5C"/>
-        </w:rPr>
-        <w:t xml:space="preserve"> 1. </w:t>
+        <w:t xml:space="preserve">Pregunta N.º 1. </w:t>
       </w:r>
       <w:r>
         <w:rPr>
           <w:b/>
           <w:bCs/>
         </w:rPr>
-        <w:t xml:space="preserve">La Práctica 1 trabajó MongoDB desde el </w:t>
-      </w:r>
-      <w:proofErr w:type="spellStart"/>
-      <w:r>
-        <w:rPr>
-          <w:b/>
-          <w:bCs/>
-        </w:rPr>
-        <w:t>shell</w:t>
-      </w:r>
-      <w:proofErr w:type="spellEnd"/>
-      <w:r>
-        <w:rPr>
-          <w:b/>
-          <w:bCs/>
-        </w:rPr>
-        <w:t xml:space="preserve"> y la Práctica 2 empaquetó una API con Docker. ¿Qué agrega esta práctica que ninguna de las dos resolvía todavía?</w:t>
+        <w:t>La Práctica 1 trabajó MongoDB desde el shell y la Práctica 2 empaquetó una API con Docker. ¿Qué agrega esta práctica que ninguna de las dos resolvía todavía?</w:t>
       </w:r>
     </w:p>
     <w:tbl>
@@ -1450,15 +1376,7 @@
           </w:tcPr>
           <w:p>
             <w:r>
-              <w:t>Esta práctica agrega la integración completa entre la API y MongoDB usando un ORM/ODM (</w:t>
-            </w:r>
-            <w:proofErr w:type="spellStart"/>
-            <w:r>
-              <w:t>Mongoose</w:t>
-            </w:r>
-            <w:proofErr w:type="spellEnd"/>
-            <w:r>
-              <w:t>), con persistencia de datos y configuración por entorno. Específicamente:</w:t>
+              <w:t>Esta práctica agrega la integración completa entre la API y MongoDB usando un ORM/ODM (Mongoose), con persistencia de datos y configuración por entorno. Específicamente:</w:t>
             </w:r>
           </w:p>
         </w:tc>
@@ -1483,23 +1401,7 @@
         <w:t xml:space="preserve">Captura N.º 2: </w:t>
       </w:r>
       <w:r>
-        <w:t xml:space="preserve">salida de </w:t>
-      </w:r>
-      <w:proofErr w:type="spellStart"/>
-      <w:r>
-        <w:t>docker</w:t>
-      </w:r>
-      <w:proofErr w:type="spellEnd"/>
-      <w:r>
-        <w:t xml:space="preserve"> </w:t>
-      </w:r>
-      <w:proofErr w:type="spellStart"/>
-      <w:r>
-        <w:t>ps</w:t>
-      </w:r>
-      <w:proofErr w:type="spellEnd"/>
-      <w:r>
-        <w:t xml:space="preserve"> mostrando el contenedor mongo-practica3 en estado Up.</w:t>
+        <w:t>salida de docker ps mostrando el contenedor mongo-practica3 en estado Up.</w:t>
       </w:r>
     </w:p>
     <w:tbl>
@@ -1546,6 +1448,7 @@
               <w:rPr>
                 <w:i/>
                 <w:iCs/>
+                <w:noProof/>
                 <w:color w:val="8F9EAA"/>
               </w:rPr>
               <w:drawing>
@@ -1607,15 +1510,7 @@
         <w:t xml:space="preserve">Captura N.º 3: </w:t>
       </w:r>
       <w:r>
-        <w:t xml:space="preserve">salida de </w:t>
-      </w:r>
-      <w:proofErr w:type="spellStart"/>
-      <w:r>
-        <w:t>curl</w:t>
-      </w:r>
-      <w:proofErr w:type="spellEnd"/>
-      <w:r>
-        <w:t xml:space="preserve"> -i http://localhost:3000/salud, donde se lea la línea HTTP/1.1 200 OK y el cuerpo JSON.</w:t>
+        <w:t>salida de curl -i http://localhost:3000/salud, donde se lea la línea HTTP/1.1 200 OK y el cuerpo JSON.</w:t>
       </w:r>
     </w:p>
     <w:tbl>
@@ -1659,6 +1554,9 @@
               <w:jc w:val="center"/>
             </w:pPr>
             <w:r>
+              <w:rPr>
+                <w:noProof/>
+              </w:rPr>
               <w:lastRenderedPageBreak/>
               <w:drawing>
                 <wp:inline distT="0" distB="0" distL="0" distR="0" wp14:anchorId="53A0148B" wp14:editId="3F41096A">
@@ -1749,15 +1647,7 @@
         <w:t xml:space="preserve">Captura N.º 4: </w:t>
       </w:r>
       <w:r>
-        <w:t xml:space="preserve">salida de </w:t>
-      </w:r>
-      <w:proofErr w:type="spellStart"/>
-      <w:r>
-        <w:t>curl</w:t>
-      </w:r>
-      <w:proofErr w:type="spellEnd"/>
-      <w:r>
-        <w:t xml:space="preserve"> -i http://localhost:3000/usuarios mostrando el 200 y los dos usuarios en JSON.</w:t>
+        <w:t>salida de curl -i http://localhost:3000/usuarios mostrando el 200 y los dos usuarios en JSON.</w:t>
       </w:r>
     </w:p>
     <w:tbl>
@@ -1804,6 +1694,7 @@
               <w:rPr>
                 <w:i/>
                 <w:iCs/>
+                <w:noProof/>
                 <w:color w:val="8F9EAA"/>
               </w:rPr>
               <w:drawing>
@@ -1848,26 +1739,8 @@
                 <w:iCs/>
                 <w:color w:val="8F9EAA"/>
               </w:rPr>
-              <w:t xml:space="preserve"> </w:t>
-            </w:r>
-            <w:r>
-              <w:rPr>
-                <w:i/>
-                <w:iCs/>
-                <w:color w:val="8F9EAA"/>
-              </w:rPr>
-              <w:t xml:space="preserve">[ Pegue aquí la captura de </w:t>
-            </w:r>
-            <w:proofErr w:type="gramStart"/>
-            <w:r>
-              <w:rPr>
-                <w:i/>
-                <w:iCs/>
-                <w:color w:val="8F9EAA"/>
-              </w:rPr>
-              <w:t>pantalla ]</w:t>
-            </w:r>
-            <w:proofErr w:type="gramEnd"/>
+              <w:t xml:space="preserve"> [ Pegue aquí la captura de pantalla ]</w:t>
+            </w:r>
           </w:p>
         </w:tc>
       </w:tr>
@@ -1891,15 +1764,7 @@
         <w:t xml:space="preserve">Captura N.º 5: </w:t>
       </w:r>
       <w:r>
-        <w:t xml:space="preserve">las dos salidas de </w:t>
-      </w:r>
-      <w:proofErr w:type="spellStart"/>
-      <w:r>
-        <w:t>curl</w:t>
-      </w:r>
-      <w:proofErr w:type="spellEnd"/>
-      <w:r>
-        <w:t xml:space="preserve"> -i: la ruta correcta con 200 y la ruta inexistente con 404.</w:t>
+        <w:t>las dos salidas de curl -i: la ruta correcta con 200 y la ruta inexistente con 404.</w:t>
       </w:r>
     </w:p>
     <w:tbl>
@@ -1943,6 +1808,9 @@
               <w:jc w:val="center"/>
             </w:pPr>
             <w:r>
+              <w:rPr>
+                <w:noProof/>
+              </w:rPr>
               <w:lastRenderedPageBreak/>
               <w:drawing>
                 <wp:inline distT="0" distB="0" distL="0" distR="0" wp14:anchorId="3A92D2E6" wp14:editId="2DB19F97">
@@ -1994,62 +1862,20 @@
         <w:spacing w:after="80" w:line="260" w:lineRule="auto"/>
         <w:jc w:val="both"/>
       </w:pPr>
-      <w:proofErr w:type="gramStart"/>
       <w:r>
         <w:rPr>
           <w:b/>
           <w:bCs/>
           <w:color w:val="0F3D5C"/>
         </w:rPr>
-        <w:t>Pregunta N.º</w:t>
-      </w:r>
-      <w:proofErr w:type="gramEnd"/>
-      <w:r>
-        <w:rPr>
-          <w:b/>
-          <w:bCs/>
-          <w:color w:val="0F3D5C"/>
-        </w:rPr>
-        <w:t xml:space="preserve"> 2. </w:t>
+        <w:t xml:space="preserve">Pregunta N.º 2. </w:t>
       </w:r>
       <w:r>
         <w:rPr>
           <w:b/>
           <w:bCs/>
         </w:rPr>
-        <w:t>La guía anterior de la materia usaba rutas como /</w:t>
-      </w:r>
-      <w:proofErr w:type="spellStart"/>
-      <w:r>
-        <w:rPr>
-          <w:b/>
-          <w:bCs/>
-        </w:rPr>
-        <w:t>crearUsuario</w:t>
-      </w:r>
-      <w:proofErr w:type="spellEnd"/>
-      <w:r>
-        <w:rPr>
-          <w:b/>
-          <w:bCs/>
-        </w:rPr>
-        <w:t xml:space="preserve"> y /</w:t>
-      </w:r>
-      <w:proofErr w:type="spellStart"/>
-      <w:r>
-        <w:rPr>
-          <w:b/>
-          <w:bCs/>
-        </w:rPr>
-        <w:t>borrarUsuario</w:t>
-      </w:r>
-      <w:proofErr w:type="spellEnd"/>
-      <w:r>
-        <w:rPr>
-          <w:b/>
-          <w:bCs/>
-        </w:rPr>
-        <w:t>. Elija dos de ellas, reescríbalas en estilo REST y explique qué problema concreto evita el cambio para quien consume la API desde otro microservicio.</w:t>
+        <w:t>La guía anterior de la materia usaba rutas como /crearUsuario y /borrarUsuario. Elija dos de ellas, reescríbalas en estilo REST y explique qué problema concreto evita el cambio para quien consume la API desde otro microservicio.</w:t>
       </w:r>
     </w:p>
     <w:tbl>
@@ -2089,15 +1915,7 @@
           </w:tcPr>
           <w:p>
             <w:r>
-              <w:t>REST unifica la forma de interactuar con cualquier recurso, mientras que rutas como /</w:t>
-            </w:r>
-            <w:proofErr w:type="spellStart"/>
-            <w:r>
-              <w:t>crearUsuario</w:t>
-            </w:r>
-            <w:proofErr w:type="spellEnd"/>
-            <w:r>
-              <w:t xml:space="preserve"> obligan al cliente a aprender un vocabulario diferente para cada servicio.</w:t>
+              <w:t>REST unifica la forma de interactuar con cualquier recurso, mientras que rutas como /crearUsuario obligan al cliente a aprender un vocabulario diferente para cada servicio.</w:t>
             </w:r>
           </w:p>
         </w:tc>
@@ -2140,31 +1958,7 @@
         <w:t xml:space="preserve">Captura N.º 6: </w:t>
       </w:r>
       <w:r>
-        <w:t xml:space="preserve">salida de </w:t>
-      </w:r>
-      <w:proofErr w:type="spellStart"/>
-      <w:r>
-        <w:t>curl</w:t>
-      </w:r>
-      <w:proofErr w:type="spellEnd"/>
-      <w:r>
-        <w:t xml:space="preserve"> -i del POST mostrando HTTP/1.1 201 </w:t>
-      </w:r>
-      <w:proofErr w:type="spellStart"/>
-      <w:r>
-        <w:t>Created</w:t>
-      </w:r>
-      <w:proofErr w:type="spellEnd"/>
-      <w:r>
-        <w:t xml:space="preserve"> y la cabecera </w:t>
-      </w:r>
-      <w:proofErr w:type="spellStart"/>
-      <w:r>
-        <w:t>Location</w:t>
-      </w:r>
-      <w:proofErr w:type="spellEnd"/>
-      <w:r>
-        <w:t xml:space="preserve"> con la URL del nuevo usuario.</w:t>
+        <w:t>salida de curl -i del POST mostrando HTTP/1.1 201 Created y la cabecera Location con la URL del nuevo usuario.</w:t>
       </w:r>
       <w:r>
         <w:t xml:space="preserve"> </w:t>
@@ -2217,6 +2011,9 @@
               <w:jc w:val="center"/>
             </w:pPr>
             <w:r>
+              <w:rPr>
+                <w:noProof/>
+              </w:rPr>
               <w:lastRenderedPageBreak/>
               <w:drawing>
                 <wp:inline distT="0" distB="0" distL="0" distR="0" wp14:anchorId="7739156E" wp14:editId="63F818AA">
@@ -2277,15 +2074,7 @@
         <w:t xml:space="preserve">Captura N.º 7: </w:t>
       </w:r>
       <w:r>
-        <w:t xml:space="preserve">las dos salidas de </w:t>
-      </w:r>
-      <w:proofErr w:type="spellStart"/>
-      <w:r>
-        <w:t>curl</w:t>
-      </w:r>
-      <w:proofErr w:type="spellEnd"/>
-      <w:r>
-        <w:t xml:space="preserve"> -i: el usuario existente con 200 y el inexistente con 404.</w:t>
+        <w:t>las dos salidas de curl -i: el usuario existente con 200 y el inexistente con 404.</w:t>
       </w:r>
     </w:p>
     <w:tbl>
@@ -2337,6 +2126,7 @@
               <w:rPr>
                 <w:i/>
                 <w:iCs/>
+                <w:noProof/>
                 <w:color w:val="8F9EAA"/>
               </w:rPr>
               <w:drawing>
@@ -2399,26 +2189,19 @@
                 <w:color w:val="8F9EAA"/>
               </w:rPr>
               <w:lastRenderedPageBreak/>
+              <w:t xml:space="preserve"> [ Pegu</w:t>
+            </w:r>
+            <w:r>
+              <w:rPr>
+                <w:noProof/>
+              </w:rPr>
               <w:t xml:space="preserve"> </w:t>
             </w:r>
             <w:r>
               <w:rPr>
                 <w:i/>
                 <w:iCs/>
-                <w:color w:val="8F9EAA"/>
-              </w:rPr>
-              <w:t>[ Pegu</w:t>
-            </w:r>
-            <w:r>
-              <w:rPr>
                 <w:noProof/>
-              </w:rPr>
-              <w:t xml:space="preserve"> </w:t>
-            </w:r>
-            <w:r>
-              <w:rPr>
-                <w:i/>
-                <w:iCs/>
                 <w:color w:val="8F9EAA"/>
               </w:rPr>
               <w:drawing>
@@ -2457,34 +2240,14 @@
                 </wp:inline>
               </w:drawing>
             </w:r>
-            <w:proofErr w:type="spellStart"/>
             <w:r>
               <w:rPr>
                 <w:i/>
                 <w:iCs/>
                 <w:color w:val="8F9EAA"/>
               </w:rPr>
-              <w:t>e</w:t>
-            </w:r>
-            <w:proofErr w:type="spellEnd"/>
-            <w:r>
-              <w:rPr>
-                <w:i/>
-                <w:iCs/>
-                <w:color w:val="8F9EAA"/>
-              </w:rPr>
-              <w:t xml:space="preserve"> aquí la captura de </w:t>
-            </w:r>
-            <w:proofErr w:type="gramStart"/>
-            <w:r>
-              <w:rPr>
-                <w:i/>
-                <w:iCs/>
-                <w:color w:val="8F9EAA"/>
-              </w:rPr>
-              <w:t>pantalla ]</w:t>
-            </w:r>
-            <w:proofErr w:type="gramEnd"/>
+              <w:t>e aquí la captura de pantalla ]</w:t>
+            </w:r>
             <w:r>
               <w:t xml:space="preserve"> </w:t>
             </w:r>
@@ -2511,15 +2274,7 @@
         <w:t xml:space="preserve">Captura N.º 8: </w:t>
       </w:r>
       <w:r>
-        <w:t xml:space="preserve">salida de </w:t>
-      </w:r>
-      <w:proofErr w:type="spellStart"/>
-      <w:r>
-        <w:t>curl</w:t>
-      </w:r>
-      <w:proofErr w:type="spellEnd"/>
-      <w:r>
-        <w:t xml:space="preserve"> -i del PUT con 200 y del DELETE con 204 No Content sin cuerpo.</w:t>
+        <w:t>salida de curl -i del PUT con 200 y del DELETE con 204 No Content sin cuerpo.</w:t>
       </w:r>
     </w:p>
     <w:tbl>
@@ -2566,6 +2321,7 @@
               <w:rPr>
                 <w:i/>
                 <w:iCs/>
+                <w:noProof/>
                 <w:color w:val="8F9EAA"/>
               </w:rPr>
               <w:drawing>
@@ -2611,6 +2367,9 @@
               <w:jc w:val="center"/>
             </w:pPr>
             <w:r>
+              <w:rPr>
+                <w:noProof/>
+              </w:rPr>
               <w:lastRenderedPageBreak/>
               <w:drawing>
                 <wp:inline distT="0" distB="0" distL="0" distR="0" wp14:anchorId="4FDD86D2" wp14:editId="0089FAAA">
@@ -2662,23 +2421,13 @@
         <w:spacing w:after="80" w:line="260" w:lineRule="auto"/>
         <w:jc w:val="both"/>
       </w:pPr>
-      <w:proofErr w:type="gramStart"/>
       <w:r>
         <w:rPr>
           <w:b/>
           <w:bCs/>
           <w:color w:val="0F3D5C"/>
         </w:rPr>
-        <w:t>Pregunta N.º</w:t>
-      </w:r>
-      <w:proofErr w:type="gramEnd"/>
-      <w:r>
-        <w:rPr>
-          <w:b/>
-          <w:bCs/>
-          <w:color w:val="0F3D5C"/>
-        </w:rPr>
-        <w:t xml:space="preserve"> 3. </w:t>
+        <w:t xml:space="preserve">Pregunta N.º 3. </w:t>
       </w:r>
       <w:r>
         <w:rPr>
@@ -2816,6 +2565,7 @@
               <w:rPr>
                 <w:i/>
                 <w:iCs/>
+                <w:noProof/>
                 <w:color w:val="8F9EAA"/>
               </w:rPr>
               <w:drawing>
@@ -2924,6 +2674,7 @@
               <w:rPr>
                 <w:i/>
                 <w:iCs/>
+                <w:noProof/>
                 <w:color w:val="8F9EAA"/>
               </w:rPr>
               <w:drawing>
@@ -2969,6 +2720,9 @@
               <w:jc w:val="center"/>
             </w:pPr>
             <w:r>
+              <w:rPr>
+                <w:noProof/>
+              </w:rPr>
               <w:lastRenderedPageBreak/>
               <w:drawing>
                 <wp:inline distT="0" distB="0" distL="0" distR="0" wp14:anchorId="1C0C21A1" wp14:editId="1872CBF2">
@@ -3038,6 +2792,7 @@
               <w:rPr>
                 <w:i/>
                 <w:iCs/>
+                <w:noProof/>
                 <w:color w:val="8F9EAA"/>
               </w:rPr>
               <w:lastRenderedPageBreak/>
@@ -3091,46 +2846,20 @@
         <w:spacing w:after="80" w:line="260" w:lineRule="auto"/>
         <w:jc w:val="both"/>
       </w:pPr>
-      <w:proofErr w:type="gramStart"/>
       <w:r>
         <w:rPr>
           <w:b/>
           <w:bCs/>
           <w:color w:val="0F3D5C"/>
         </w:rPr>
-        <w:t>Pregunta N.º</w:t>
-      </w:r>
-      <w:proofErr w:type="gramEnd"/>
-      <w:r>
-        <w:rPr>
-          <w:b/>
-          <w:bCs/>
-          <w:color w:val="0F3D5C"/>
-        </w:rPr>
-        <w:t xml:space="preserve"> 4. </w:t>
+        <w:t xml:space="preserve">Pregunta N.º 4. </w:t>
       </w:r>
       <w:r>
         <w:rPr>
           <w:b/>
           <w:bCs/>
         </w:rPr>
-        <w:t xml:space="preserve">Un compañero propone responder siempre 200 y poner el resultado real dentro del cuerpo, con un campo </w:t>
-      </w:r>
-      <w:proofErr w:type="spellStart"/>
-      <w:r>
-        <w:rPr>
-          <w:b/>
-          <w:bCs/>
-        </w:rPr>
-        <w:t>transaccion</w:t>
-      </w:r>
-      <w:proofErr w:type="spellEnd"/>
-      <w:r>
-        <w:rPr>
-          <w:b/>
-          <w:bCs/>
-        </w:rPr>
-        <w:t xml:space="preserve"> true o false. ¿Qué pierde el consumidor de la API con esa decisión? Mencione al menos dos consecuencias concretas.</w:t>
+        <w:t>Un compañero propone responder siempre 200 y poner el resultado real dentro del cuerpo, con un campo transaccion true o false. ¿Qué pierde el consumidor de la API con esa decisión? Mencione al menos dos consecuencias concretas.</w:t>
       </w:r>
     </w:p>
     <w:tbl>
@@ -3170,15 +2899,7 @@
           </w:tcPr>
           <w:p>
             <w:r>
-              <w:t xml:space="preserve">Usar siempre 200 convierte a los códigos de estado en inútiles, obligando al cliente a inspeccionar el cuerpo para saber si hubo error, y rompiendo la funcionalidad de </w:t>
-            </w:r>
-            <w:proofErr w:type="spellStart"/>
-            <w:r>
-              <w:t>proxies</w:t>
-            </w:r>
-            <w:proofErr w:type="spellEnd"/>
-            <w:r>
-              <w:t xml:space="preserve"> y cachés que dependen de esos códigos.</w:t>
+              <w:t>Usar siempre 200 convierte a los códigos de estado en inútiles, obligando al cliente a inspeccionar el cuerpo para saber si hubo error, y rompiendo la funcionalidad de proxies y cachés que dependen de esos códigos.</w:t>
             </w:r>
           </w:p>
           <w:p/>
@@ -3252,6 +2973,7 @@
               <w:rPr>
                 <w:i/>
                 <w:iCs/>
+                <w:noProof/>
                 <w:color w:val="8F9EAA"/>
               </w:rPr>
               <w:drawing>
@@ -3383,6 +3105,7 @@
               <w:rPr>
                 <w:i/>
                 <w:iCs/>
+                <w:noProof/>
                 <w:color w:val="8F9EAA"/>
               </w:rPr>
               <w:lastRenderedPageBreak/>
@@ -3434,6 +3157,7 @@
               <w:rPr>
                 <w:i/>
                 <w:iCs/>
+                <w:noProof/>
                 <w:color w:val="8F9EAA"/>
               </w:rPr>
               <w:lastRenderedPageBreak/>
@@ -3480,6 +3204,9 @@
               <w:jc w:val="center"/>
             </w:pPr>
             <w:r>
+              <w:rPr>
+                <w:noProof/>
+              </w:rPr>
               <w:drawing>
                 <wp:inline distT="0" distB="0" distL="0" distR="0" wp14:anchorId="0FC1D8F7" wp14:editId="1AAD38E0">
                   <wp:extent cx="6111770" cy="2362405"/>
@@ -3578,15 +3305,7 @@
         <w:t xml:space="preserve">Captura N.º 13: </w:t>
       </w:r>
       <w:r>
-        <w:t xml:space="preserve">sesión de </w:t>
-      </w:r>
-      <w:proofErr w:type="spellStart"/>
-      <w:r>
-        <w:t>mongosh</w:t>
-      </w:r>
-      <w:proofErr w:type="spellEnd"/>
-      <w:r>
-        <w:t xml:space="preserve"> mostrando el documento insertado por la API y el índice único sobre correo.</w:t>
+        <w:t>sesión de mongosh mostrando el documento insertado por la API y el índice único sobre correo.</w:t>
       </w:r>
     </w:p>
     <w:tbl>
@@ -3630,6 +3349,9 @@
               <w:jc w:val="center"/>
             </w:pPr>
             <w:r>
+              <w:rPr>
+                <w:noProof/>
+              </w:rPr>
               <w:drawing>
                 <wp:inline distT="0" distB="0" distL="0" distR="0" wp14:anchorId="54E49DF7" wp14:editId="36A0FC3B">
                   <wp:extent cx="4950968" cy="5318760"/>
@@ -3680,23 +3402,13 @@
         <w:spacing w:after="80" w:line="260" w:lineRule="auto"/>
         <w:jc w:val="both"/>
       </w:pPr>
-      <w:proofErr w:type="gramStart"/>
       <w:r>
         <w:rPr>
           <w:b/>
           <w:bCs/>
           <w:color w:val="0F3D5C"/>
         </w:rPr>
-        <w:t>Pregunta N.º</w:t>
-      </w:r>
-      <w:proofErr w:type="gramEnd"/>
-      <w:r>
-        <w:rPr>
-          <w:b/>
-          <w:bCs/>
-          <w:color w:val="0F3D5C"/>
-        </w:rPr>
-        <w:t xml:space="preserve"> 5. </w:t>
+        <w:t xml:space="preserve">Pregunta N.º 5. </w:t>
       </w:r>
       <w:r>
         <w:rPr>
@@ -3743,23 +3455,7 @@
           </w:tcPr>
           <w:p>
             <w:r>
-              <w:t xml:space="preserve">El cambio de ID numérico a </w:t>
-            </w:r>
-            <w:proofErr w:type="spellStart"/>
-            <w:r>
-              <w:t>ObjectId</w:t>
-            </w:r>
-            <w:proofErr w:type="spellEnd"/>
-            <w:r>
-              <w:t xml:space="preserve"> rompe la compatibilidad con clientes existentes porque las URL cambian de formato. Para evitar que los clientes dejen de funcionar, se debe versionar la API (</w:t>
-            </w:r>
-            <w:proofErr w:type="spellStart"/>
-            <w:r>
-              <w:t>ej</w:t>
-            </w:r>
-            <w:proofErr w:type="spellEnd"/>
-            <w:r>
-              <w:t>: /v1/ y /v2/), permitiendo que ambas versiones coexistan mientras los clientes migran a la nueva versión.</w:t>
+              <w:t>El cambio de ID numérico a ObjectId rompe la compatibilidad con clientes existentes porque las URL cambian de formato. Para evitar que los clientes dejen de funcionar, se debe versionar la API (ej: /v1/ y /v2/), permitiendo que ambas versiones coexistan mientras los clientes migran a la nueva versión.</w:t>
             </w:r>
           </w:p>
         </w:tc>
@@ -3802,15 +3498,7 @@
         <w:t xml:space="preserve">Captura N.º 14: </w:t>
       </w:r>
       <w:r>
-        <w:t xml:space="preserve">salida de </w:t>
-      </w:r>
-      <w:proofErr w:type="spellStart"/>
-      <w:r>
-        <w:t>curl</w:t>
-      </w:r>
-      <w:proofErr w:type="spellEnd"/>
-      <w:r>
-        <w:t xml:space="preserve"> mostrando el tiempo y el tamaño de la respuesta sin paginar.</w:t>
+        <w:t>salida de curl mostrando el tiempo y el tamaño de la respuesta sin paginar.</w:t>
       </w:r>
     </w:p>
     <w:tbl>
@@ -3857,6 +3545,7 @@
               <w:rPr>
                 <w:i/>
                 <w:iCs/>
+                <w:noProof/>
                 <w:color w:val="8F9EAA"/>
               </w:rPr>
               <w:drawing>
@@ -3909,23 +3598,13 @@
         <w:spacing w:after="80" w:line="260" w:lineRule="auto"/>
         <w:jc w:val="both"/>
       </w:pPr>
-      <w:proofErr w:type="gramStart"/>
       <w:r>
         <w:rPr>
           <w:b/>
           <w:bCs/>
           <w:color w:val="0F3D5C"/>
         </w:rPr>
-        <w:t>Pregunta N.º</w:t>
-      </w:r>
-      <w:proofErr w:type="gramEnd"/>
-      <w:r>
-        <w:rPr>
-          <w:b/>
-          <w:bCs/>
-          <w:color w:val="0F3D5C"/>
-        </w:rPr>
-        <w:t xml:space="preserve"> 6. </w:t>
+        <w:t xml:space="preserve">Pregunta N.º 6. </w:t>
       </w:r>
       <w:r>
         <w:rPr>
@@ -4059,6 +3738,7 @@
               <w:rPr>
                 <w:i/>
                 <w:iCs/>
+                <w:noProof/>
                 <w:color w:val="8F9EAA"/>
               </w:rPr>
               <w:lastRenderedPageBreak/>
@@ -4110,6 +3790,7 @@
               <w:rPr>
                 <w:i/>
                 <w:iCs/>
+                <w:noProof/>
                 <w:color w:val="8F9EAA"/>
               </w:rPr>
               <w:lastRenderedPageBreak/>
@@ -4173,42 +3854,8 @@
           <w:sz w:val="24"/>
           <w:szCs w:val="24"/>
         </w:rPr>
-        <w:t xml:space="preserve">Laboratorio 6 — Versionado, contrato </w:t>
-      </w:r>
-      <w:proofErr w:type="spellStart"/>
-      <w:r>
-        <w:rPr>
-          <w:b/>
-          <w:bCs/>
-          <w:color w:val="0F3D5C"/>
-          <w:sz w:val="24"/>
-          <w:szCs w:val="24"/>
-        </w:rPr>
-        <w:t>OpenAPI</w:t>
-      </w:r>
-      <w:proofErr w:type="spellEnd"/>
-      <w:r>
-        <w:rPr>
-          <w:b/>
-          <w:bCs/>
-          <w:color w:val="0F3D5C"/>
-          <w:sz w:val="24"/>
-          <w:szCs w:val="24"/>
-        </w:rPr>
-        <w:t xml:space="preserve"> y empaquetado con Docker </w:t>
-      </w:r>
-      <w:proofErr w:type="spellStart"/>
-      <w:r>
-        <w:rPr>
-          <w:b/>
-          <w:bCs/>
-          <w:color w:val="0F3D5C"/>
-          <w:sz w:val="24"/>
-          <w:szCs w:val="24"/>
-        </w:rPr>
-        <w:t>Compose</w:t>
-      </w:r>
-      <w:proofErr w:type="spellEnd"/>
+        <w:t>Laboratorio 6 — Versionado, contrato OpenAPI y empaquetado con Docker Compose</w:t>
+      </w:r>
     </w:p>
     <w:p>
       <w:pPr>
@@ -4271,6 +3918,7 @@
               <w:rPr>
                 <w:i/>
                 <w:iCs/>
+                <w:noProof/>
                 <w:color w:val="8F9EAA"/>
               </w:rPr>
               <w:lastRenderedPageBreak/>
@@ -4342,6 +3990,7 @@
               <w:rPr>
                 <w:i/>
                 <w:iCs/>
+                <w:noProof/>
                 <w:color w:val="8F9EAA"/>
               </w:rPr>
               <w:drawing>
@@ -4403,15 +4052,7 @@
         <w:t xml:space="preserve">Captura N.º 17: </w:t>
       </w:r>
       <w:r>
-        <w:t xml:space="preserve">interfaz de </w:t>
-      </w:r>
-      <w:proofErr w:type="spellStart"/>
-      <w:r>
-        <w:t>OpenAPI</w:t>
-      </w:r>
-      <w:proofErr w:type="spellEnd"/>
-      <w:r>
-        <w:t xml:space="preserve"> en el navegador mostrando el resultado de una petición ejecutada desde ella, con su código de estado.</w:t>
+        <w:t>interfaz de OpenAPI en el navegador mostrando el resultado de una petición ejecutada desde ella, con su código de estado.</w:t>
       </w:r>
     </w:p>
     <w:tbl>
@@ -4458,6 +4099,7 @@
               <w:rPr>
                 <w:i/>
                 <w:iCs/>
+                <w:noProof/>
                 <w:color w:val="8F9EAA"/>
               </w:rPr>
               <w:lastRenderedPageBreak/>
@@ -4511,23 +4153,13 @@
         <w:spacing w:after="80" w:line="260" w:lineRule="auto"/>
         <w:jc w:val="both"/>
       </w:pPr>
-      <w:proofErr w:type="gramStart"/>
       <w:r>
         <w:rPr>
           <w:b/>
           <w:bCs/>
           <w:color w:val="0F3D5C"/>
         </w:rPr>
-        <w:t>Pregunta N.º</w:t>
-      </w:r>
-      <w:proofErr w:type="gramEnd"/>
-      <w:r>
-        <w:rPr>
-          <w:b/>
-          <w:bCs/>
-          <w:color w:val="0F3D5C"/>
-        </w:rPr>
-        <w:t xml:space="preserve"> 7. </w:t>
+        <w:t xml:space="preserve">Pregunta N.º 7. </w:t>
       </w:r>
       <w:r>
         <w:rPr>
@@ -4601,47 +4233,7 @@
         <w:t xml:space="preserve">Captura N.º 18: </w:t>
       </w:r>
       <w:r>
-        <w:t xml:space="preserve">salida de </w:t>
-      </w:r>
-      <w:proofErr w:type="spellStart"/>
-      <w:r>
-        <w:t>docker</w:t>
-      </w:r>
-      <w:proofErr w:type="spellEnd"/>
-      <w:r>
-        <w:t xml:space="preserve"> </w:t>
-      </w:r>
-      <w:proofErr w:type="spellStart"/>
-      <w:r>
-        <w:t>compose</w:t>
-      </w:r>
-      <w:proofErr w:type="spellEnd"/>
-      <w:r>
-        <w:t xml:space="preserve"> </w:t>
-      </w:r>
-      <w:proofErr w:type="spellStart"/>
-      <w:r>
-        <w:t>ps</w:t>
-      </w:r>
-      <w:proofErr w:type="spellEnd"/>
-      <w:r>
-        <w:t xml:space="preserve"> con los dos servicios arriba y la respuesta de </w:t>
-      </w:r>
-      <w:proofErr w:type="spellStart"/>
-      <w:r>
-        <w:t>curl</w:t>
-      </w:r>
-      <w:proofErr w:type="spellEnd"/>
-      <w:r>
-        <w:t xml:space="preserve"> al servicio </w:t>
-      </w:r>
-      <w:proofErr w:type="spellStart"/>
-      <w:r>
-        <w:t>contenedorizado</w:t>
-      </w:r>
-      <w:proofErr w:type="spellEnd"/>
-      <w:r>
-        <w:t>.</w:t>
+        <w:t>salida de docker compose ps con los dos servicios arriba y la respuesta de curl al servicio contenedorizado.</w:t>
       </w:r>
     </w:p>
     <w:tbl>
@@ -4688,6 +4280,7 @@
               <w:rPr>
                 <w:i/>
                 <w:iCs/>
+                <w:noProof/>
                 <w:color w:val="8F9EAA"/>
               </w:rPr>
               <w:drawing>
@@ -4740,18 +4333,8 @@
                 <w:iCs/>
                 <w:color w:val="8F9EAA"/>
               </w:rPr>
-              <w:t xml:space="preserve">[ Pegue aquí la captura de </w:t>
-            </w:r>
-            <w:proofErr w:type="gramStart"/>
-            <w:r>
-              <w:rPr>
-                <w:i/>
-                <w:iCs/>
-                <w:color w:val="8F9EAA"/>
-              </w:rPr>
-              <w:t>pantalla ]</w:t>
-            </w:r>
-            <w:proofErr w:type="gramEnd"/>
+              <w:t>[ Pegue aquí la captura de pantalla ]</w:t>
+            </w:r>
           </w:p>
         </w:tc>
       </w:tr>
@@ -4766,46 +4349,20 @@
         <w:spacing w:after="80" w:line="260" w:lineRule="auto"/>
         <w:jc w:val="both"/>
       </w:pPr>
-      <w:proofErr w:type="gramStart"/>
       <w:r>
         <w:rPr>
           <w:b/>
           <w:bCs/>
           <w:color w:val="0F3D5C"/>
         </w:rPr>
-        <w:t>Pregunta N.º</w:t>
-      </w:r>
-      <w:proofErr w:type="gramEnd"/>
-      <w:r>
-        <w:rPr>
-          <w:b/>
-          <w:bCs/>
-          <w:color w:val="0F3D5C"/>
-        </w:rPr>
-        <w:t xml:space="preserve"> 8. </w:t>
+        <w:t xml:space="preserve">Pregunta N.º 8. </w:t>
       </w:r>
       <w:r>
         <w:rPr>
           <w:b/>
           <w:bCs/>
         </w:rPr>
-        <w:t xml:space="preserve">Dentro del </w:t>
-      </w:r>
-      <w:proofErr w:type="spellStart"/>
-      <w:r>
-        <w:rPr>
-          <w:b/>
-          <w:bCs/>
-        </w:rPr>
-        <w:t>compose</w:t>
-      </w:r>
-      <w:proofErr w:type="spellEnd"/>
-      <w:r>
-        <w:rPr>
-          <w:b/>
-          <w:bCs/>
-        </w:rPr>
-        <w:t xml:space="preserve"> la variable MONGO_URL apunta a mongodb://mongo:27017 y no a localhost. Explique por qué, y qué ocurriría si dejara localhost en esa variable.</w:t>
+        <w:t>Dentro del compose la variable MONGO_URL apunta a mongodb://mongo:27017 y no a localhost. Explique por qué, y qué ocurriría si dejara localhost en esa variable.</w:t>
       </w:r>
     </w:p>
     <w:tbl>
@@ -4845,15 +4402,7 @@
           </w:tcPr>
           <w:p>
             <w:r>
-              <w:t xml:space="preserve">localhost en Docker </w:t>
-            </w:r>
-            <w:proofErr w:type="spellStart"/>
-            <w:r>
-              <w:t>Compose</w:t>
-            </w:r>
-            <w:proofErr w:type="spellEnd"/>
-            <w:r>
-              <w:t xml:space="preserve"> apunta al contenedor que ejecuta la API, no a la base. mongo es el nombre del contenedor de MongoDB dentro de la red interna de Docker.</w:t>
+              <w:t>localhost en Docker Compose apunta al contenedor que ejecuta la API, no a la base. mongo es el nombre del contenedor de MongoDB dentro de la red interna de Docker.</w:t>
             </w:r>
           </w:p>
         </w:tc>
@@ -5002,53 +4551,8 @@
             <w:vAlign w:val="center"/>
           </w:tcPr>
           <w:p>
-            <w:proofErr w:type="spellStart"/>
-            <w:r>
-              <w:t>Cannot</w:t>
-            </w:r>
-            <w:proofErr w:type="spellEnd"/>
-            <w:r>
-              <w:t xml:space="preserve"> </w:t>
-            </w:r>
-            <w:proofErr w:type="spellStart"/>
-            <w:r>
-              <w:t>find</w:t>
-            </w:r>
-            <w:proofErr w:type="spellEnd"/>
-            <w:r>
-              <w:t xml:space="preserve"> </w:t>
-            </w:r>
-            <w:proofErr w:type="gramStart"/>
-            <w:r>
-              <w:t>module</w:t>
-            </w:r>
-            <w:proofErr w:type="gramEnd"/>
-            <w:r>
-              <w:t xml:space="preserve"> '</w:t>
-            </w:r>
-            <w:proofErr w:type="spellStart"/>
-            <w:r>
-              <w:t>express</w:t>
-            </w:r>
-            <w:proofErr w:type="spellEnd"/>
-            <w:r>
-              <w:t xml:space="preserve">' → Ejecuté </w:t>
-            </w:r>
-            <w:proofErr w:type="spellStart"/>
-            <w:r>
-              <w:t>npm</w:t>
-            </w:r>
-            <w:proofErr w:type="spellEnd"/>
-            <w:r>
-              <w:t xml:space="preserve"> </w:t>
-            </w:r>
-            <w:proofErr w:type="spellStart"/>
-            <w:r>
-              <w:t>install</w:t>
-            </w:r>
-            <w:proofErr w:type="spellEnd"/>
-            <w:r>
-              <w:t xml:space="preserve"> para reinstalar las dependencias y reinicié el servidor.</w:t>
+            <w:r>
+              <w:t>Cannot find module 'express' → Ejecuté npm install para reinstalar las dependencias y reinicié el servidor.</w:t>
             </w:r>
           </w:p>
         </w:tc>
@@ -5311,25 +4815,7 @@
         <w:sz w:val="15"/>
         <w:szCs w:val="15"/>
       </w:rPr>
-      <w:t xml:space="preserve">COM-600 Microservicios · Práctica N.º 3 · Hoja de </w:t>
-    </w:r>
-    <w:proofErr w:type="spellStart"/>
-    <w:r>
-      <w:rPr>
-        <w:color w:val="8F9EAA"/>
-        <w:sz w:val="15"/>
-        <w:szCs w:val="15"/>
-      </w:rPr>
-      <w:t>EvidenciasPágina</w:t>
-    </w:r>
-    <w:proofErr w:type="spellEnd"/>
-    <w:r>
-      <w:rPr>
-        <w:color w:val="8F9EAA"/>
-        <w:sz w:val="15"/>
-        <w:szCs w:val="15"/>
-      </w:rPr>
-      <w:t xml:space="preserve"> </w:t>
+      <w:t xml:space="preserve">COM-600 Microservicios · Práctica N.º 3 · Hoja de EvidenciasPágina </w:t>
     </w:r>
     <w:r>
       <w:rPr>
@@ -5515,7 +5001,6 @@
           <w:pPr>
             <w:jc w:val="right"/>
           </w:pPr>
-          <w:proofErr w:type="gramStart"/>
           <w:r>
             <w:rPr>
               <w:b/>
@@ -5524,18 +5009,7 @@
               <w:sz w:val="15"/>
               <w:szCs w:val="15"/>
             </w:rPr>
-            <w:t>PRÁCTICA N.º</w:t>
-          </w:r>
-          <w:proofErr w:type="gramEnd"/>
-          <w:r>
-            <w:rPr>
-              <w:b/>
-              <w:bCs/>
-              <w:color w:val="1F8A7A"/>
-              <w:sz w:val="15"/>
-              <w:szCs w:val="15"/>
-            </w:rPr>
-            <w:t xml:space="preserve"> 3</w:t>
+            <w:t>PRÁCTICA N.º 3</w:t>
           </w:r>
         </w:p>
       </w:tc>
@@ -6234,6 +5708,7 @@
   <w:style w:type="character" w:default="1" w:styleId="Fuentedeprrafopredeter">
     <w:name w:val="Default Paragraph Font"/>
     <w:uiPriority w:val="1"/>
+    <w:semiHidden/>
     <w:unhideWhenUsed/>
   </w:style>
   <w:style w:type="table" w:default="1" w:styleId="Tablanormal">
